--- a/example_articles/states/New York/6.states_New York_Other_publisher.docx
+++ b/example_articles/states/New York/6.states_New York_Other_publisher.docx
@@ -27,17 +27,17 @@
     </w:p>
     <w:p>
       <w:r>
-        <w:t>Source File: Other publishers/Files (500) (18).DOCX</w:t>
+        <w:t>Source file: Other publishers/Files (500) (18).DOCX</w:t>
       </w:r>
     </w:p>
     <w:p>
       <w:r>
-        <w:t>Raw locations result: ['New York']</w:t>
+        <w:t>Raw locations result, 'locations': ['New York']</w:t>
       </w:r>
     </w:p>
     <w:p>
       <w:r>
-        <w:t>states_stand_flat (Standardized): New York</w:t>
+        <w:t>Standardized locations result, 'states_stand_flat': New York</w:t>
       </w:r>
     </w:p>
     <w:p>

--- a/example_articles/states/New York/6.states_New York_Other_publisher.docx
+++ b/example_articles/states/New York/6.states_New York_Other_publisher.docx
@@ -7,7 +7,7 @@
         <w:pStyle w:val="Heading1"/>
       </w:pPr>
       <w:r>
-        <w:t>Impasse trips Bush in polls</w:t>
+        <w:t>Fire aftermath cools disco beat in NYC</w:t>
       </w:r>
     </w:p>
     <w:p>
@@ -17,17 +17,17 @@
     </w:p>
     <w:p>
       <w:r>
-        <w:t>Date: 1990-10-15</w:t>
+        <w:t>Date: 1990-06-01</w:t>
       </w:r>
     </w:p>
     <w:p>
       <w:r>
-        <w:t>Section: NEWS; Pg. 4A</w:t>
+        <w:t>Section: NEWS; Pg. 3A</w:t>
       </w:r>
     </w:p>
     <w:p>
       <w:r>
-        <w:t>Source file: Other publishers/Files (500) (18).DOCX</w:t>
+        <w:t>Source file: Other publishers/Files (500) (25).DOCX</w:t>
       </w:r>
     </w:p>
     <w:p>
@@ -49,37 +49,49 @@
     </w:p>
     <w:p>
       <w:r>
-        <w:t>President Bush's 20-month honeymoon is over, victimized by a budget impasse he seems to keep stumbling over.</w:t>
+        <w:t>A hypnotic merengue beat pulses across the Voices Latin Disco under Tremont Avenue. Twirling bodies sway in the red and blue lights, bottles of Bacardi and Coke wait at the tables.</w:t>
         <w:br/>
-        <w:t>The latest evidence: A New York Times-CBS News poll out Sunday shows 60% approving of how Bush handles his job, down from 76% in August just after Iraq had invaded Kuwait.</w:t>
+        <w:t>It's the usual Saturday night dance in the Bronx. But this weekend, like every weekend since March 25, there are fewer dancers.</w:t>
         <w:br/>
-        <w:t>White House strategists hope for a quick fix with a budget accord by Friday. Otherwise, another government shutdown looms, and a whole new round of public rancor could ensue.</w:t>
+        <w:t>Two months after a fire killed 87 people at the Happy Land Social Club near here, the Voices is among a handful of clubs still legally open.</w:t>
         <w:br/>
-        <w:t>''The time has come to get a budget,'' says White House spokesman Marlin Fitzwater.</w:t>
+        <w:t>Once a cheap alternative to expensive Manhattan discos, most of the illegal clubs - fraught with safety violations and lacking licenses - are now closed. The few left aren't drawing big crowds. Many poor and working-class Hispanics are staying home.</w:t>
         <w:br/>
-        <w:t>Chief of staff John Sununu doesn't see a problem. ''We're not going by the polls,'' Sununu said Sunday on NBC's Meet the Press. ''The American public does realize that it is Congress' muddling around and trying to avoid a vote that's creating a great deal of the difficulty.''</w:t>
+        <w:t>Cuban immigrant Julio Gonzales pleaded not guilty to starting the fire, the USA's deadliest in 13 years. Prosecutors say Gonzales, 36, torched the club after a fight with his girlfriend.</w:t>
         <w:br/>
-        <w:t>Bush hasn't helped himself with a series of apparent missteps, including a flip-flop on taxes that resulted in Republicans being portrayed as tools of the rich for resisting higher tax rates for the wealthy.</w:t>
+        <w:t>Since March, a massive crackdown has thrown a curtain of steel security gates down on hundreds of illegal social clubs. Where once merengue and salsa poured out of doors on nearly every block, now the music wafts mostly from passing cars. Only the gaudy lights of all-night bodega groceries and take- out chicken joints call out in the rolling streets of Tremont.</w:t>
         <w:br/>
-        <w:t>''This is a policy squabble that has become a public relations catastrophe,'' said Rep. Fred Grandy, R-Iowa. ''We are in damage control.''</w:t>
+        <w:t>''It's increasingly difficult to find'' illegal clubs, says Police Deputy Inspector Jesse Peterman. ''There's been a dramatic reduction. We feel that the program has been successful.''</w:t>
         <w:br/>
-        <w:t>Happily watching the Bush troubles are the Democrats, dreaming again of winning the White House in 1992.</w:t>
+        <w:t>Juan Cotto agrees.</w:t>
         <w:br/>
-        <w:t>And conservative Republicans, many of whom are enraged at Bush's abandonment of his no-new-taxes pledge, are talking up prospects of challenging him in a GOP primary.</w:t>
+        <w:t>''They shut all the clubs down,'' said Cotto, a musician who last week played his first post-fire date at the Sombrero Club on Jerome Avenue.</w:t>
         <w:br/>
-        <w:t>''I always said his support was a mile wide and an inch deep, and this proves it,'' said Democratic National Committee Chairman Ron Brown.</w:t>
+        <w:t>Although a city social club task force has spread citywide, Bronx club owners say they've been hit hardest. Borough numbers are unavailable, but 361 clubs have been ordered vacated in New York, 96 for repeat violations.</w:t>
         <w:br/>
-        <w:t>Democrats are most elated by the re-emergence of the issue of rich vs. poor.</w:t>
+        <w:t>Like the Happy Land, most of the closed clubs were riddled with violations. They didn't have fire exits - or exit signs, sprinklers, alarm systems, emergency lights, occupancy permits or liquor licenses.</w:t>
         <w:br/>
-        <w:t>In recent years, Republicans succeeded in blurring that line by turning working-class voters' attention to crime, defense and family values. Now, the rich-poor contrast is back with a vengeance. Bush still talks about cutting capital gains taxes - a benefit for the wealthy - while buying into tax hikes on gasoline, alcohol, cigarettes and higher Medicare fees.</w:t>
+        <w:t>Says New York Fire Department Assistant Commissioner John Mulligan: ''This time we mean business.''</w:t>
         <w:br/>
-        <w:t>Emory University political scientist Merle Black says Bush's perceived bumbling revives an image: Yale preppy out of touch with the public.</w:t>
+        <w:t>And that's bad for business.</w:t>
         <w:br/>
+        <w:t>''It's getting worse and worse,'' says Tito Lopez, owner of Voices, whose 360-person ballroom drew just 150 dancers on a recent Saturday night. The club, where men are frisked and women searched with a hand-held metal detector at the door, charges a Manhattan-style $ 20 cover, steep compared with Happy Land's $ 5 fee.</w:t>
         <w:br/>
-        <w:t>Notes</w:t>
+        <w:t>''There's nobody here. There's no money to pay my workers,'' Lopez says.</w:t>
         <w:br/>
+        <w:t>The club has been burglarized twice since officials ordered its security gates removed. And a second, $ 250,000 club upstairs is idle because red tape has held up an assembly permit. Since the fire, Lopez says, ''everything is taking so long.''</w:t>
         <w:br/>
-        <w:t>Accompanies; Voters spread the budget blame; Congress gets earful back home; Comparing deficit plans</w:t>
+        <w:t>City officials aren't the only ones taking precautions.</w:t>
+        <w:br/>
+        <w:t>Radhames Melo, 29, ''used to go to any hole,'' he says. Now, says the Dominican salesman, on his way into the Astromundo Club, he's more careful.</w:t>
+        <w:br/>
+        <w:t>So is the Astromundo, which advertises its live acts on local Spanish TV and radio. The now-legal club was closed for a month after the Happy Land fire because it didn't have an occupancy certificate. Patrons recall there used to be locks on a back exit. Now, they say, the club has cleaned up its act.</w:t>
+        <w:br/>
+        <w:t>That's good enough for Ada Santiago, 18, who lost two friends at the Happy Land. The Puerto Rican high school student, who comes to the Astromundo to dance, says she ''stayed away for a month, then I started coming back. I thought it was never going to happen again.''</w:t>
+        <w:br/>
+        <w:t>But it might. Most club goers say the first thing they now do is check the exits.</w:t>
+        <w:br/>
+        <w:t>''When we came down the steps we joked about if there was a fire how would we get out,'' says Angel Estrella, 21, a Puerto Rican clerk dancing at Voices. But ''it didn't stop me. … This is something people will never stop doing. They just want to have fun.''</w:t>
         <w:br/>
         <w:br/>
         <w:t>Graphic</w:t>
@@ -87,11 +99,11 @@
         <w:br/>
         <w:t xml:space="preserve"> </w:t>
         <w:br/>
-        <w:t>PHOTO; b/w, Greg Gibson, AP (John Sununu)</w:t>
+        <w:t>PHOTO; b/w, Carol Halebian (Jose Ramirez); PHOTO; b/w, Mario Suriani, AP (Fires, Happy Land Social Club); PHOTO; b/w, Carol Halebian (Ada Santiago)</w:t>
         <w:br/>
         <w:t xml:space="preserve"> </w:t>
         <w:br/>
-        <w:t>CUTLINE: SUNUNU: Responding to Bush's falling approval rate, the chief of staff told NBC's 'Meet the Press,' 'We're not going by the polls.'</w:t>
+        <w:t>CUTLINE: JOSE RAMIREZ: Owns Astromundo Club in the Bronx CUTLINE: GRIM REMINDER: Flowers and banners mark the entrance of the once- popular Happy Land Social Club in the Bronx, where a fire killed 87 people two months ago. CUTLINE: SANTIAGO: Puerto Rican high schooler lost two friends at Happy Land, but still goes dancing after staying away a month.</w:t>
       </w:r>
     </w:p>
     <w:sectPr>

--- a/example_articles/states/New York/6.states_New York_Other_publisher.docx
+++ b/example_articles/states/New York/6.states_New York_Other_publisher.docx
@@ -7,7 +7,7 @@
         <w:pStyle w:val="Heading1"/>
       </w:pPr>
       <w:r>
-        <w:t>Fire aftermath cools disco beat in NYC</w:t>
+        <w:t>"Good People," David Lindsay-Abaire's superb examination of class and self-prese</w:t>
       </w:r>
     </w:p>
     <w:p>
@@ -17,17 +17,17 @@
     </w:p>
     <w:p>
       <w:r>
-        <w:t>Date: 1990-06-01</w:t>
+        <w:t>Date: 2017-02-10</w:t>
       </w:r>
     </w:p>
     <w:p>
       <w:r>
-        <w:t>Section: NEWS; Pg. 3A</w:t>
+        <w:t>Section: TIMEOUT; Pg. 0</w:t>
       </w:r>
     </w:p>
     <w:p>
       <w:r>
-        <w:t>Source file: Other publishers/Files (500) (25).DOCX</w:t>
+        <w:t>Source file: Other publishers/Files (500) (12).DOCX</w:t>
       </w:r>
     </w:p>
     <w:p>
@@ -49,49 +49,29 @@
     </w:p>
     <w:p>
       <w:r>
-        <w:t>A hypnotic merengue beat pulses across the Voices Latin Disco under Tremont Avenue. Twirling bodies sway in the red and blue lights, bottles of Bacardi and Coke wait at the tables.</w:t>
+        <w:t>"Good People," David Lindsay-Abaire's superb examination of class and self-preservation, shows us life on the verge of economic ruin.</w:t>
         <w:br/>
-        <w:t>It's the usual Saturday night dance in the Bronx. But this weekend, like every weekend since March 25, there are fewer dancers.</w:t>
+        <w:t>And in Buffalo Theatre Ensemble's swift, solid revival of this ever-relevant 2011 play, director Connie Canaday Howard makes certain we don't forget what that looks like.</w:t>
         <w:br/>
-        <w:t>Two months after a fire killed 87 people at the Happy Land Social Club near here, the Voices is among a handful of clubs still legally open.</w:t>
+        <w:t>Howard vividly reminds us of the razor's edge on which the working-poor perch in act two. That's when the action shifts from blue-collar South Boston — a former enclave for Irish immigrants known as Southie to locals, such as struggling single-mom Margie — to a tony suburb where Margie's high school boyfriend Mike, now a renowned fertility specialist, resides.</w:t>
         <w:br/>
-        <w:t>Once a cheap alternative to expensive Manhattan discos, most of the illegal clubs - fraught with safety violations and lacking licenses - are now closed. The few left aren't drawing big crowds. Many poor and working-class Hispanics are staying home.</w:t>
+        <w:t>Margie (a fiercely authentic Amelia Barrett) alternates eking out a living at a series of minimum-wage jobs with caring for her disabled adult daughter, Joyce. Her position on the economic ladder's bottom rung gets even more precarious after twenty-something manager Stevie (Benedict L. Slabik II) fires her for being perpetually late to her job at The Dollar Store.</w:t>
         <w:br/>
-        <w:t>Cuban immigrant Julio Gonzales pleaded not guilty to starting the fire, the USA's deadliest in 13 years. Prosecutors say Gonzales, 36, torched the club after a fight with his girlfriend.</w:t>
+        <w:t>The fault actually rests with Margie's landlady Dottie (Annie Slivinski, whose selfish affability is spot-on). She watches Joyce for $50 per week, but regularly shows up late to Margie's apartment.</w:t>
         <w:br/>
-        <w:t>Since March, a massive crackdown has thrown a curtain of steel security gates down on hundreds of illegal social clubs. Where once merengue and salsa poured out of doors on nearly every block, now the music wafts mostly from passing cars. Only the gaudy lights of all-night bodega groceries and take- out chicken joints call out in the rolling streets of Tremont.</w:t>
+        <w:t>Margie's friend Jean (a terrifically acerbic Kelli Walker) suggests she contact Mike about a job, even though they haven't seen each other for 30 years.</w:t>
         <w:br/>
-        <w:t>''It's increasingly difficult to find'' illegal clubs, says Police Deputy Inspector Jesse Peterman. ''There's been a dramatic reduction. We feel that the program has been successful.''</w:t>
+        <w:t>A tense, deliciously awkward and increasingly uncomfortable reunion ensues. After Mike (Bryan Burke) informs Margie he has no openings, she derides him as "lace-curtain Irish," referring to second-generation Irish who abandon their working-class roots for white-collar pursuits. Eventually, she guilts him into inviting her to his upcoming birthday party thrown by his younger wife, Kate (Raina Lynn). A few days later, Mike cancels, claiming his daughter is ill. Convinced he's lying because he doesn't want her around his upper-crust friends, Margie shows up anyway.</w:t>
         <w:br/>
-        <w:t>Juan Cotto agrees.</w:t>
+        <w:t>BTE's production is quite good. Barrett in particular has some wonderful moments. Her monologue about something as innocuous as a chipped tooth sending her into a downward financial spiral is terrific. And the interactions between Margie, Dottie and Jean are as genuine as they are funny.</w:t>
         <w:br/>
-        <w:t>''They shut all the clubs down,'' said Cotto, a musician who last week played his first post-fire date at the Sombrero Club on Jerome Avenue.</w:t>
+        <w:t>But the production's best scenes involve the simmering exchanges between Barrett's resentful, desperate Margie and Burke's defensive, defiant Mike. Their performances reflect a kind of truthfulness some of the younger cast members lack.</w:t>
         <w:br/>
-        <w:t>Although a city social club task force has spread citywide, Bronx club owners say they've been hit hardest. Borough numbers are unavailable, but 361 clubs have been ordered vacated in New York, 96 for repeat violations.</w:t>
+        <w:t>The second act unfolds mostly in Mike and Kate's well-lit living room, which occupies center stage. (The sets are by Ron Leaneagh.) Flanking the couple's upscale home is Margie's shabby apartment and the grimy alley behind The Dollar Store. The evidence of Margie's miserable existence remains visible, but in shadow. Howard's shrewd staging suggests the impossibility of Margie ever escaping her Southie roots. Even out of sight, they're never really out of mind. Not hers. Not ours.</w:t>
         <w:br/>
-        <w:t>Like the Happy Land, most of the closed clubs were riddled with violations. They didn't have fire exits - or exit signs, sprinklers, alarm systems, emergency lights, occupancy permits or liquor licenses.</w:t>
+        <w:t>To reveal more would spoil the play. Suffice to say, arguments ensue about opportunities each of them had (or didn't have) and choices they made or failed to make because circumstances prevented it.</w:t>
         <w:br/>
-        <w:t>Says New York Fire Department Assistant Commissioner John Mulligan: ''This time we mean business.''</w:t>
-        <w:br/>
-        <w:t>And that's bad for business.</w:t>
-        <w:br/>
-        <w:t>''It's getting worse and worse,'' says Tito Lopez, owner of Voices, whose 360-person ballroom drew just 150 dancers on a recent Saturday night. The club, where men are frisked and women searched with a hand-held metal detector at the door, charges a Manhattan-style $ 20 cover, steep compared with Happy Land's $ 5 fee.</w:t>
-        <w:br/>
-        <w:t>''There's nobody here. There's no money to pay my workers,'' Lopez says.</w:t>
-        <w:br/>
-        <w:t>The club has been burglarized twice since officials ordered its security gates removed. And a second, $ 250,000 club upstairs is idle because red tape has held up an assembly permit. Since the fire, Lopez says, ''everything is taking so long.''</w:t>
-        <w:br/>
-        <w:t>City officials aren't the only ones taking precautions.</w:t>
-        <w:br/>
-        <w:t>Radhames Melo, 29, ''used to go to any hole,'' he says. Now, says the Dominican salesman, on his way into the Astromundo Club, he's more careful.</w:t>
-        <w:br/>
-        <w:t>So is the Astromundo, which advertises its live acts on local Spanish TV and radio. The now-legal club was closed for a month after the Happy Land fire because it didn't have an occupancy certificate. Patrons recall there used to be locks on a back exit. Now, they say, the club has cleaned up its act.</w:t>
-        <w:br/>
-        <w:t>That's good enough for Ada Santiago, 18, who lost two friends at the Happy Land. The Puerto Rican high school student, who comes to the Astromundo to dance, says she ''stayed away for a month, then I started coming back. I thought it was never going to happen again.''</w:t>
-        <w:br/>
-        <w:t>But it might. Most club goers say the first thing they now do is check the exits.</w:t>
-        <w:br/>
-        <w:t>''When we came down the steps we joked about if there was a fire how would we get out,'' says Angel Estrella, 21, a Puerto Rican clerk dancing at Voices. But ''it didn't stop me. … This is something people will never stop doing. They just want to have fun.''</w:t>
+        <w:t>They believe themselves to be "good people," but what constitutes "good"? Does being a good person mean looking out for others even if it means sacrificing yourself? Or does it mean putting yourself first — firing someone else to keep a job, leaving the neighborhood for better opportunities — to remain firmly planted on that increasingly slippery economic ladder?</w:t>
         <w:br/>
         <w:br/>
         <w:t>Graphic</w:t>
@@ -99,11 +79,7 @@
         <w:br/>
         <w:t xml:space="preserve"> </w:t>
         <w:br/>
-        <w:t>PHOTO; b/w, Carol Halebian (Jose Ramirez); PHOTO; b/w, Mario Suriani, AP (Fires, Happy Land Social Club); PHOTO; b/w, Carol Halebian (Ada Santiago)</w:t>
-        <w:br/>
-        <w:t xml:space="preserve"> </w:t>
-        <w:br/>
-        <w:t>CUTLINE: JOSE RAMIREZ: Owns Astromundo Club in the Bronx CUTLINE: GRIM REMINDER: Flowers and banners mark the entrance of the once- popular Happy Land Social Club in the Bronx, where a fire killed 87 people two months ago. CUTLINE: SANTIAGO: Puerto Rican high schooler lost two friends at Happy Land, but still goes dancing after staying away a month.</w:t>
+        <w:t>Courtesy of Rex Photography Bingo isn't profitable for Margie (Amelia Barrett), right, and her friends Jean (Kelli Walker), center, and Dottie (Annie Slivinski) in Buffalo Theatre Ensemble's revival of "Good People." Courtesy of Rex Photography Bingo isn't profitable for Margie (Amelia Barrett), right, and her friends Jean (Kelli Walker), center, and Dottie (Annie Slivinski) in Buffalo Theatre Ensemble's revival of "Good People." Bingo isn't profitable for Margie (Amelia Barrett, right) and her friends Jean (Kelli Walker, center) and Dottie (Annie Slivinski) in Buffalo Theatre Ensemble's revival of David Lindsay-Abaire's "Good People."Courtesy of Rex Photography Margie (Amelia Barrett) hits up her high school boyfriend Mike (Bryan Burke), now a successful fertility specialist, for a job in David Lindsay-Abaire's "Good People" at Buffalo Theatre Ensemble. Courtesy of Rex Photography Margie (Amelia Barrett) hits up her high school boyfriend Mike (Bryan Burke), now a successful fertility specialist, for a job in David Lindsay-Abaire's "Good People" at Buffalo Theatre Ensemble. Out of work again, Margie (Amelia Barrett) hits up her high school boyfriend Mike (Bryan Burke), now a successful fertility specialist, for a job in David Lindsay-Abaire's "Good People" running through March 5, at Buffalo Theatre Ensemble. Margie (Amelia Barrett) hits up her high school boyfriend Mike (Bryan Burke), now a successful fertility specialist, for a job in David Lindsay-Abaire's "Good People," running through March 5 at Buffalo Theatre Ensemble.Courtesy of Rex Photography Stevie (Benedict L. Slabik II) fires Margie (Amelia Barrett) after she arrives late yet again in Buffalo Theatre Ensemble's revival of "Good People," a dramedy by David Lindsay-Abaire. Courtesy of Rex Photography Stevie (Benedict L. Slabik II) fires Margie (Amelia Barrett) after she arrives late yet again in Buffalo Theatre Ensemble's revival of "Good People," a dramedy by David Lindsay-Abaire. Stevie (Benedict L. Slabik II) is forced to fire Margie (Amelia Barrett) from her job as a cashier at The Dollar Store after she arrives late yet again in Buffalo Theatre Ensemble's revival of "Good People," a dramedy about class and self-preservation by David Lindsay-Abaire.</w:t>
       </w:r>
     </w:p>
     <w:sectPr>

--- a/example_articles/states/New York/6.states_New York_Other_publisher.docx
+++ b/example_articles/states/New York/6.states_New York_Other_publisher.docx
@@ -7,7 +7,7 @@
         <w:pStyle w:val="Heading1"/>
       </w:pPr>
       <w:r>
-        <w:t>"Good People," David Lindsay-Abaire's superb examination of class and self-prese</w:t>
+        <w:t>Budget deal struck Compromise raises spending, suspends debt ceiling until '21 Budget: Fiscal hawks, some Dems decry deal</w:t>
       </w:r>
     </w:p>
     <w:p>
@@ -17,17 +17,17 @@
     </w:p>
     <w:p>
       <w:r>
-        <w:t>Date: 2017-02-10</w:t>
+        <w:t>Date: 2019-07-23</w:t>
       </w:r>
     </w:p>
     <w:p>
       <w:r>
-        <w:t>Section: TIMEOUT; Pg. 0</w:t>
+        <w:t>Section: NEWS; Pg. 1</w:t>
       </w:r>
     </w:p>
     <w:p>
       <w:r>
-        <w:t>Source file: Other publishers/Files (500) (12).DOCX</w:t>
+        <w:t>Source file: Other publishers/Files (500) (9).DOCX</w:t>
       </w:r>
     </w:p>
     <w:p>
@@ -49,37 +49,9 @@
     </w:p>
     <w:p>
       <w:r>
-        <w:t>"Good People," David Lindsay-Abaire's superb examination of class and self-preservation, shows us life on the verge of economic ruin.</w:t>
+        <w:t>WASHINGTON — The White House and House Speaker Nancy Pelosi reached a tentative two-year budget deal Monday that would raise spending limits by $320 billion and suspend the federal debt ceiling until after the 2020 presidential election. The agreement, which still must be passed through Congress, probably would prevent a debt-ceiling crisis later this year but also would continue Washington's borrowing binge for at least two years. "I am pleased to announce that a deal has been struck with Senate Majority Leader Mitch McConnell, Senate Minority Leader Chuck Schumer, Speaker of the House Nancy Pelosi, and House Minority Leader Kevin McCarthy - on a two-year Budget and Debt Ceiling, with no poison pills," President Donald Trump tweeted Monday. "This was a real compromise in order to give another big victory to our Great Military and Vets!"</w:t>
         <w:br/>
-        <w:t>And in Buffalo Theatre Ensemble's swift, solid revival of this ever-relevant 2011 play, director Connie Canaday Howard makes certain we don't forget what that looks like.</w:t>
-        <w:br/>
-        <w:t>Howard vividly reminds us of the razor's edge on which the working-poor perch in act two. That's when the action shifts from blue-collar South Boston — a former enclave for Irish immigrants known as Southie to locals, such as struggling single-mom Margie — to a tony suburb where Margie's high school boyfriend Mike, now a renowned fertility specialist, resides.</w:t>
-        <w:br/>
-        <w:t>Margie (a fiercely authentic Amelia Barrett) alternates eking out a living at a series of minimum-wage jobs with caring for her disabled adult daughter, Joyce. Her position on the economic ladder's bottom rung gets even more precarious after twenty-something manager Stevie (Benedict L. Slabik II) fires her for being perpetually late to her job at The Dollar Store.</w:t>
-        <w:br/>
-        <w:t>The fault actually rests with Margie's landlady Dottie (Annie Slivinski, whose selfish affability is spot-on). She watches Joyce for $50 per week, but regularly shows up late to Margie's apartment.</w:t>
-        <w:br/>
-        <w:t>Margie's friend Jean (a terrifically acerbic Kelli Walker) suggests she contact Mike about a job, even though they haven't seen each other for 30 years.</w:t>
-        <w:br/>
-        <w:t>A tense, deliciously awkward and increasingly uncomfortable reunion ensues. After Mike (Bryan Burke) informs Margie he has no openings, she derides him as "lace-curtain Irish," referring to second-generation Irish who abandon their working-class roots for white-collar pursuits. Eventually, she guilts him into inviting her to his upcoming birthday party thrown by his younger wife, Kate (Raina Lynn). A few days later, Mike cancels, claiming his daughter is ill. Convinced he's lying because he doesn't want her around his upper-crust friends, Margie shows up anyway.</w:t>
-        <w:br/>
-        <w:t>BTE's production is quite good. Barrett in particular has some wonderful moments. Her monologue about something as innocuous as a chipped tooth sending her into a downward financial spiral is terrific. And the interactions between Margie, Dottie and Jean are as genuine as they are funny.</w:t>
-        <w:br/>
-        <w:t>But the production's best scenes involve the simmering exchanges between Barrett's resentful, desperate Margie and Burke's defensive, defiant Mike. Their performances reflect a kind of truthfulness some of the younger cast members lack.</w:t>
-        <w:br/>
-        <w:t>The second act unfolds mostly in Mike and Kate's well-lit living room, which occupies center stage. (The sets are by Ron Leaneagh.) Flanking the couple's upscale home is Margie's shabby apartment and the grimy alley behind The Dollar Store. The evidence of Margie's miserable existence remains visible, but in shadow. Howard's shrewd staging suggests the impossibility of Margie ever escaping her Southie roots. Even out of sight, they're never really out of mind. Not hers. Not ours.</w:t>
-        <w:br/>
-        <w:t>To reveal more would spoil the play. Suffice to say, arguments ensue about opportunities each of them had (or didn't have) and choices they made or failed to make because circumstances prevented it.</w:t>
-        <w:br/>
-        <w:t>They believe themselves to be "good people," but what constitutes "good"? Does being a good person mean looking out for others even if it means sacrificing yourself? Or does it mean putting yourself first — firing someone else to keep a job, leaving the neighborhood for better opportunities — to remain firmly planted on that increasingly slippery economic ladder?</w:t>
-        <w:br/>
-        <w:br/>
-        <w:t>Graphic</w:t>
-        <w:br/>
-        <w:br/>
-        <w:t xml:space="preserve"> </w:t>
-        <w:br/>
-        <w:t>Courtesy of Rex Photography Bingo isn't profitable for Margie (Amelia Barrett), right, and her friends Jean (Kelli Walker), center, and Dottie (Annie Slivinski) in Buffalo Theatre Ensemble's revival of "Good People." Courtesy of Rex Photography Bingo isn't profitable for Margie (Amelia Barrett), right, and her friends Jean (Kelli Walker), center, and Dottie (Annie Slivinski) in Buffalo Theatre Ensemble's revival of "Good People." Bingo isn't profitable for Margie (Amelia Barrett, right) and her friends Jean (Kelli Walker, center) and Dottie (Annie Slivinski) in Buffalo Theatre Ensemble's revival of David Lindsay-Abaire's "Good People."Courtesy of Rex Photography Margie (Amelia Barrett) hits up her high school boyfriend Mike (Bryan Burke), now a successful fertility specialist, for a job in David Lindsay-Abaire's "Good People" at Buffalo Theatre Ensemble. Courtesy of Rex Photography Margie (Amelia Barrett) hits up her high school boyfriend Mike (Bryan Burke), now a successful fertility specialist, for a job in David Lindsay-Abaire's "Good People" at Buffalo Theatre Ensemble. Out of work again, Margie (Amelia Barrett) hits up her high school boyfriend Mike (Bryan Burke), now a successful fertility specialist, for a job in David Lindsay-Abaire's "Good People" running through March 5, at Buffalo Theatre Ensemble. Margie (Amelia Barrett) hits up her high school boyfriend Mike (Bryan Burke), now a successful fertility specialist, for a job in David Lindsay-Abaire's "Good People," running through March 5 at Buffalo Theatre Ensemble.Courtesy of Rex Photography Stevie (Benedict L. Slabik II) fires Margie (Amelia Barrett) after she arrives late yet again in Buffalo Theatre Ensemble's revival of "Good People," a dramedy by David Lindsay-Abaire. Courtesy of Rex Photography Stevie (Benedict L. Slabik II) fires Margie (Amelia Barrett) after she arrives late yet again in Buffalo Theatre Ensemble's revival of "Good People," a dramedy by David Lindsay-Abaire. Stevie (Benedict L. Slabik II) is forced to fire Margie (Amelia Barrett) from her job as a cashier at The Dollar Store after she arrives late yet again in Buffalo Theatre Ensemble's revival of "Good People," a dramedy about class and self-preservation by David Lindsay-Abaire.</w:t>
+        <w:t xml:space="preserve"> The deal was met with fierce resistance from some prominent Republicans who said it would add too much to the debt, a backlash that will force congressional leaders to work hard this week to ensure they have enough votes for passage. The agreement also could spark concerns from some House liberals because of concessions made to the Trump administration, as both parties try to stake out positions that resonate with voters ahead of the 2020 election. The agreement marks a significant retreat for the White House, which insisted just a few months ago that it would force Congress to cut spending on a range of programs to enact fiscal discipline. Instead, the White House agreed to raise spending for most agencies, particularly at the Pentagon. In exchange, White House officials received verbal assurances from Democrats that they would not seek to attach controversial policy changes on future spending bills, although it's unclear how that commitment would be enforced. Pelosi, a California Democrat, brokered the deal with Treasury Secretary Steven Mnuchin, whom Democrats and even some Republicans had considered the best arbiter for a compromise. The White House's acting budget director, Russell Vought, sought last week to force Democrats to commit to $150 billion in budget changes in exchange for the new spending, but his demand was rejected. Instead, negotiators agreed to $77 billion in accounting changes that probably wouldn't constrain any future spending. But the deal locked in more spending for the military, something Trump has tried to make a hallmark of his first 30 months as president. He has told advisers that if he is reelected, he wants to focus on spending cuts beginning in 2021, and he has largely cast aside the budget-slashing goals some of his aides have advocated for since his inauguration in 2017. "We are, I think, doing very well on debt, if you look at debt limit, however you want to define that, but we're doing very well on that and I think we're doing pretty well on a budget," Trump told reporters Monday. "Very important that we take care of our military. Our military was depleted and in the last 2 1/2 years we undepleted it, OK, to put it mildly; we have made it stronger than ever before. We need another big year." The deal would suspend the debt ceiling until July 31, 2021, meaning it probably would not need to be addressed again until the fall or winter of that year. And the agreement would set spending levels through Sept. 30, 2022. The deal was reached as the House prepares to leave Washington at the end of this week for a six-week summer recess, giving Pelosi little margin for error to pass the legislation in a matter of days. The Senate is in session for an additional week and is expected to take up the deal next week before senators, too, head out on recess. Fiscal hawks and some conservative lawmakers expressed outrage Monday that the White House would back such a big increase in spending when deficits are already ballooning. Maya MacGuineas, president of the Committee for a Responsible Federal Budget, said: "As we understand it, this agreement is a total abdication of fiscal responsibility by Congress and the president. It may end up being the worst budget agreement in our nation's history." But some Democrats said they were upset that their party's leaders did not secure a commitment from the White House that Trump would stop using money from military programs to build a wall along the U.S.-Mexico border. Vermont Sen. Patrick Leahy, the ranking Democrat on the Appropriations Committee, said he would support the deal, even as he voiced concerns that leaders in his party went too far in offering these assurances to the White House. "I'm worried the House is willing to give (Trump) far too much discretion to take money and move it anywhere he wants, including a wall," Leahy told reporters, an objection that could resonate with liberals in the House. Rep. Alexandria Ocasio-Cortez, a New York Democrat, indicated her opposition to the deal, writing on Twitter: "Notice how whenever we pursue large spending increases + tax cuts for corporations, contractors &amp; the connected, it's treated as business as usual. But the moment we consider investing similar [money emoji] in working class people (ex tuition-free college) they cry out it's 'unrealistic.'" Lawmakers and the White House would still need to pass spending bills to fund government operations for the next fiscal year, which will begin in October, but that is considered an easier task now that budget levels have been set. The $320 billion in new spending that the White House and Pelosi agreed to represents an increase over what the reduced budget levels would have fallen to if the limits had begun next year.</w:t>
       </w:r>
     </w:p>
     <w:sectPr>
